--- a/Books/Stories/ThePrincessInTheClouds/Cover_ThePrincessInTheClouds.docx
+++ b/Books/Stories/ThePrincessInTheClouds/Cover_ThePrincessInTheClouds.docx
@@ -9,8 +9,10 @@
         <w:rPr>
           <w:rFonts w:ascii="Rockwell Extra Bold" w:hAnsi="Rockwell Extra Bold"/>
           <w:b/>
-          <w:sz w:val="44"/>
-          <w:szCs w:val="44"/>
+          <w:noProof/>
+          <w:color w:val="FF0000"/>
+          <w:sz w:val="56"/>
+          <w:szCs w:val="56"/>
         </w:rPr>
       </w:pPr>
       <w:r>
@@ -18,22 +20,23 @@
           <w:rFonts w:ascii="Rockwell Extra Bold" w:hAnsi="Rockwell Extra Bold"/>
           <w:b/>
           <w:noProof/>
-          <w:sz w:val="44"/>
-          <w:szCs w:val="44"/>
+          <w:color w:val="FF0000"/>
+          <w:sz w:val="56"/>
+          <w:szCs w:val="56"/>
         </w:rPr>
         <w:drawing>
           <wp:anchor distT="0" distB="0" distL="114300" distR="114300" simplePos="0" relativeHeight="251658240" behindDoc="1" locked="0" layoutInCell="1" allowOverlap="1">
             <wp:simplePos x="0" y="0"/>
             <wp:positionH relativeFrom="column">
-              <wp:posOffset>0</wp:posOffset>
+              <wp:posOffset>-3528</wp:posOffset>
             </wp:positionH>
             <wp:positionV relativeFrom="paragraph">
-              <wp:posOffset>-217170</wp:posOffset>
+              <wp:posOffset>-910237</wp:posOffset>
             </wp:positionV>
-            <wp:extent cx="11766550" cy="7953375"/>
-            <wp:effectExtent l="0" t="0" r="0" b="0"/>
+            <wp:extent cx="14080773" cy="9572978"/>
+            <wp:effectExtent l="19050" t="0" r="0" b="0"/>
             <wp:wrapNone/>
-            <wp:docPr id="1" name="Picture 0" descr="Castle.jpg"/>
+            <wp:docPr id="2" name="Picture 1" descr="Mountain bikers under floating islands.png"/>
             <wp:cNvGraphicFramePr>
               <a:graphicFrameLocks xmlns:a="http://schemas.openxmlformats.org/drawingml/2006/main" noChangeAspect="1"/>
             </wp:cNvGraphicFramePr>
@@ -41,11 +44,11 @@
               <a:graphicData uri="http://schemas.openxmlformats.org/drawingml/2006/picture">
                 <pic:pic xmlns:pic="http://schemas.openxmlformats.org/drawingml/2006/picture">
                   <pic:nvPicPr>
-                    <pic:cNvPr id="0" name="Castle.jpg"/>
+                    <pic:cNvPr id="0" name="Mountain bikers under floating islands.png"/>
                     <pic:cNvPicPr/>
                   </pic:nvPicPr>
                   <pic:blipFill>
-                    <a:blip r:embed="rId7" cstate="print"/>
+                    <a:blip r:embed="rId6" cstate="print"/>
                     <a:stretch>
                       <a:fillRect/>
                     </a:stretch>
@@ -53,15 +56,11 @@
                   <pic:spPr>
                     <a:xfrm>
                       <a:off x="0" y="0"/>
-                      <a:ext cx="11766550" cy="7953375"/>
+                      <a:ext cx="14080773" cy="9572978"/>
                     </a:xfrm>
                     <a:prstGeom prst="rect">
                       <a:avLst/>
                     </a:prstGeom>
-                    <a:noFill/>
-                    <a:ln>
-                      <a:noFill/>
-                    </a:ln>
                   </pic:spPr>
                 </pic:pic>
               </a:graphicData>
@@ -69,26 +68,112 @@
           </wp:anchor>
         </w:drawing>
       </w:r>
-    </w:p>
-    <w:p>
-      <w:pPr>
-        <w:ind w:right="475"/>
-        <w:rPr>
-          <w:rFonts w:ascii="Bodoni MT Black" w:hAnsi="Bodoni MT Black"/>
-          <w:sz w:val="36"/>
-          <w:szCs w:val="36"/>
-        </w:rPr>
-      </w:pPr>
-    </w:p>
-    <w:p>
-      <w:pPr>
-        <w:ind w:left="360" w:right="475"/>
-        <w:rPr>
+      <w:r>
+        <w:rPr>
+          <w:rFonts w:ascii="Rockwell Extra Bold" w:hAnsi="Rockwell Extra Bold"/>
           <w:b/>
-          <w:sz w:val="36"/>
-          <w:szCs w:val="36"/>
-        </w:rPr>
-      </w:pPr>
+          <w:noProof/>
+          <w:color w:val="FF0000"/>
+          <w:sz w:val="56"/>
+          <w:szCs w:val="56"/>
+        </w:rPr>
+        <w:t>Beyond this world are other worlds, other realities</w:t>
+      </w:r>
+    </w:p>
+    <w:p>
+      <w:pPr>
+        <w:ind w:left="720" w:right="475"/>
+        <w:rPr>
+          <w:rFonts w:ascii="Rockwell Extra Bold" w:hAnsi="Rockwell Extra Bold"/>
+          <w:b/>
+          <w:noProof/>
+          <w:color w:val="FFFF00"/>
+          <w:sz w:val="32"/>
+          <w:szCs w:val="32"/>
+        </w:rPr>
+      </w:pPr>
+      <w:r>
+        <w:rPr>
+          <w:rFonts w:ascii="Rockwell Extra Bold" w:hAnsi="Rockwell Extra Bold"/>
+          <w:b/>
+          <w:noProof/>
+          <w:color w:val="FFFF00"/>
+          <w:sz w:val="32"/>
+          <w:szCs w:val="32"/>
+        </w:rPr>
+        <w:t>Luke Skywalker is your average teenager – whose parents are Star Wars fans. One day he and his friends were biking when they crash into a dimensional portal. Who put that there?</w:t>
+      </w:r>
+    </w:p>
+    <w:p>
+      <w:pPr>
+        <w:ind w:left="720" w:right="475"/>
+        <w:rPr>
+          <w:rFonts w:ascii="Rockwell Extra Bold" w:hAnsi="Rockwell Extra Bold"/>
+          <w:b/>
+          <w:noProof/>
+          <w:color w:val="FFFF00"/>
+          <w:sz w:val="32"/>
+          <w:szCs w:val="32"/>
+        </w:rPr>
+      </w:pPr>
+      <w:r>
+        <w:rPr>
+          <w:rFonts w:ascii="Rockwell Extra Bold" w:hAnsi="Rockwell Extra Bold"/>
+          <w:b/>
+          <w:noProof/>
+          <w:color w:val="FFFF00"/>
+          <w:sz w:val="32"/>
+          <w:szCs w:val="32"/>
+        </w:rPr>
+        <w:t>They find themselves in a world filled with flying islands, ancient magic, incredible food, and yes – Princess.</w:t>
+      </w:r>
+    </w:p>
+    <w:p>
+      <w:pPr>
+        <w:ind w:left="720" w:right="475"/>
+        <w:rPr>
+          <w:rFonts w:ascii="Rockwell Extra Bold" w:hAnsi="Rockwell Extra Bold"/>
+          <w:b/>
+          <w:noProof/>
+          <w:color w:val="FFFF00"/>
+          <w:sz w:val="32"/>
+          <w:szCs w:val="32"/>
+        </w:rPr>
+      </w:pPr>
+      <w:r>
+        <w:rPr>
+          <w:rFonts w:ascii="Rockwell Extra Bold" w:hAnsi="Rockwell Extra Bold"/>
+          <w:b/>
+          <w:noProof/>
+          <w:color w:val="FFFF00"/>
+          <w:sz w:val="32"/>
+          <w:szCs w:val="32"/>
+        </w:rPr>
+        <w:t>Unfortunately, the Powers-That-Be declared him to be a long lost prince and enrolled him in a life-or death competition where the fates of his friends are at stake.</w:t>
+      </w:r>
+    </w:p>
+    <w:p>
+      <w:pPr>
+        <w:ind w:left="720" w:right="475"/>
+        <w:rPr>
+          <w:rFonts w:ascii="Rockwell Extra Bold" w:hAnsi="Rockwell Extra Bold"/>
+          <w:b/>
+          <w:color w:val="FFFF00"/>
+          <w:sz w:val="32"/>
+          <w:szCs w:val="32"/>
+        </w:rPr>
+      </w:pPr>
+      <w:r>
+        <w:rPr>
+          <w:rFonts w:ascii="Rockwell Extra Bold" w:hAnsi="Rockwell Extra Bold"/>
+          <w:b/>
+          <w:noProof/>
+          <w:color w:val="FFFF00"/>
+          <w:sz w:val="32"/>
+          <w:szCs w:val="32"/>
+        </w:rPr>
+        <w:t>How can he protect his friends when the competitors all have an unfair advantage, and quitting is not an option?</w:t>
+      </w:r>
     </w:p>
     <w:tbl>
       <w:tblPr>
@@ -107,104 +192,41 @@
         <w:tc>
           <w:tcPr>
             <w:tcW w:w="1110" w:type="dxa"/>
-            <w:shd w:val="clear" w:color="auto" w:fill="FFFFFF" w:themeFill="background1"/>
+            <w:tcBorders>
+              <w:top w:val="nil"/>
+              <w:left w:val="nil"/>
+              <w:bottom w:val="nil"/>
+              <w:right w:val="nil"/>
+            </w:tcBorders>
             <w:textDirection w:val="tbRl"/>
           </w:tcPr>
           <w:p>
             <w:pPr>
-              <w:ind w:left="113" w:right="113"/>
+              <w:spacing w:before="160"/>
+              <w:jc w:val="center"/>
               <w:rPr>
+                <w:rFonts w:ascii="Blackadder ITC" w:hAnsi="Blackadder ITC"/>
                 <w:b/>
-                <w:color w:val="FFC000"/>
-                <w:sz w:val="16"/>
-                <w:szCs w:val="16"/>
-              </w:rPr>
-            </w:pPr>
-          </w:p>
-          <w:p>
-            <w:pPr>
-              <w:ind w:left="113" w:right="113"/>
-              <w:rPr>
-                <w:b/>
-                <w:color w:val="002060"/>
-                <w:sz w:val="40"/>
-                <w:szCs w:val="40"/>
+                <w:color w:val="FF0000"/>
+                <w:sz w:val="52"/>
+                <w:szCs w:val="52"/>
               </w:rPr>
             </w:pPr>
             <w:r>
               <w:rPr>
+                <w:rFonts w:ascii="Blackadder ITC" w:hAnsi="Blackadder ITC"/>
                 <w:b/>
-                <w:color w:val="FFC000"/>
-                <w:sz w:val="40"/>
-                <w:szCs w:val="40"/>
+                <w:color w:val="FF0000"/>
+                <w:sz w:val="52"/>
+                <w:szCs w:val="52"/>
               </w:rPr>
-              <w:t xml:space="preserve">      </w:t>
-            </w:r>
-            <w:r>
-              <w:rPr>
-                <w:b/>
-                <w:color w:val="002060"/>
-                <w:sz w:val="40"/>
-                <w:szCs w:val="40"/>
-              </w:rPr>
-              <w:t xml:space="preserve">The Princess and </w:t>
-            </w:r>
-            <w:r>
-              <w:rPr>
-                <w:b/>
-                <w:color w:val="002060"/>
-                <w:sz w:val="40"/>
-                <w:szCs w:val="40"/>
-              </w:rPr>
-              <w:t xml:space="preserve">in </w:t>
-            </w:r>
-            <w:r>
-              <w:rPr>
-                <w:b/>
-                <w:color w:val="002060"/>
-                <w:sz w:val="40"/>
-                <w:szCs w:val="40"/>
-              </w:rPr>
-              <w:t>the</w:t>
-            </w:r>
-            <w:r>
-              <w:rPr>
-                <w:b/>
-                <w:color w:val="002060"/>
-                <w:sz w:val="40"/>
-                <w:szCs w:val="40"/>
-              </w:rPr>
-              <w:t xml:space="preserve"> Clouds</w:t>
-            </w:r>
-            <w:r>
-              <w:rPr>
-                <w:b/>
-                <w:color w:val="002060"/>
-                <w:sz w:val="40"/>
-                <w:szCs w:val="40"/>
-              </w:rPr>
-              <w:t xml:space="preserve"> -  By  Tr</w:t>
-            </w:r>
-            <w:bookmarkStart w:id="0" w:name="_GoBack"/>
-            <w:bookmarkEnd w:id="0"/>
-            <w:r>
-              <w:rPr>
-                <w:b/>
-                <w:color w:val="002060"/>
-                <w:sz w:val="40"/>
-                <w:szCs w:val="40"/>
-              </w:rPr>
-              <w:t xml:space="preserve">evy Burgess </w:t>
+              <w:lastRenderedPageBreak/>
+              <w:t>The Princess and in the Clouds -  By  Trevy Burgess</w:t>
             </w:r>
           </w:p>
         </w:tc>
       </w:tr>
     </w:tbl>
-    <w:p>
-      <w:pPr>
-        <w:jc w:val="center"/>
-      </w:pPr>
-    </w:p>
     <w:p>
       <w:pPr>
         <w:jc w:val="center"/>
@@ -234,7 +256,7 @@
             </v:handles>
             <o:lock v:ext="edit" text="t" shapetype="t"/>
           </v:shapetype>
-          <v:shape id="_x0000_i1025" type="#_x0000_t175" style="width:314.4pt;height:63.2pt" adj=",10800" fillcolor="#60c" strokecolor="#c9f">
+          <v:shape id="_x0000_i1025" type="#_x0000_t175" style="width:314.65pt;height:63.1pt" adj=",10800" fillcolor="#60c" strokecolor="#c9f">
             <v:fill color2="#c0c" focus="100%" type="gradient"/>
             <v:shadow on="t" color="#99f" opacity="52429f" offset="3pt,3pt"/>
             <v:textpath style="font-family:&quot;Impact&quot;;font-size:44pt;v-text-kern:t" trim="t" fitpath="t" string="The Princess"/>
@@ -252,7 +274,7 @@
           <w:szCs w:val="72"/>
         </w:rPr>
         <w:pict>
-          <v:shape id="_x0000_i1026" type="#_x0000_t175" style="width:151.6pt;height:31.6pt" adj=",10800" fillcolor="#60c" strokecolor="#c9f">
+          <v:shape id="_x0000_i1026" type="#_x0000_t175" style="width:152pt;height:32pt" adj=",10800" fillcolor="#60c" strokecolor="#c9f">
             <v:fill color2="#c0c" focus="100%" type="gradient"/>
             <v:shadow on="t" color="#99f" opacity="52429f" offset="3pt,3pt"/>
             <v:textpath style="font-family:&quot;Impact&quot;;font-size:44pt;v-text-kern:t" trim="t" fitpath="t" string="In The"/>
@@ -270,7 +292,7 @@
           <w:szCs w:val="72"/>
         </w:rPr>
         <w:pict>
-          <v:shape id="_x0000_i1027" type="#_x0000_t175" style="width:314.4pt;height:63.2pt" adj=",10800" fillcolor="#60c" strokecolor="#c9f">
+          <v:shape id="_x0000_i1027" type="#_x0000_t175" style="width:314.65pt;height:63.1pt" adj=",10800" fillcolor="#60c" strokecolor="#c9f">
             <v:fill color2="#c0c" focus="100%" type="gradient"/>
             <v:shadow on="t" color="#99f" opacity="52429f" offset="3pt,3pt"/>
             <v:textpath style="font-family:&quot;Impact&quot;;font-size:44pt;v-text-kern:t" trim="t" fitpath="t" string="Clouds"/>
@@ -322,7 +344,7 @@
             </v:handles>
             <o:lock v:ext="edit" text="t" shapetype="t"/>
           </v:shapetype>
-          <v:shape id="_x0000_i1028" type="#_x0000_t136" style="width:80.4pt;height:49.6pt" adj=",10800" fillcolor="#60c" strokecolor="#c9f">
+          <v:shape id="_x0000_i1028" type="#_x0000_t136" style="width:80pt;height:49.8pt" adj=",10800" fillcolor="#60c" strokecolor="#c9f">
             <v:fill color2="#c0c" focus="100%" type="gradient"/>
             <v:shadow on="t" color="#99f" opacity="52429f" offset="3pt,3pt"/>
             <v:textpath style="font-family:&quot;Impact&quot;;font-size:44pt;v-text-kern:t" trim="t" fitpath="t" string="By"/>
@@ -340,7 +362,7 @@
           <w:szCs w:val="72"/>
         </w:rPr>
         <w:pict>
-          <v:shape id="_x0000_i1029" type="#_x0000_t175" style="width:348.8pt;height:88.4pt" adj=",10800" fillcolor="#60c" strokecolor="#c9f">
+          <v:shape id="_x0000_i1029" type="#_x0000_t175" style="width:348.45pt;height:88pt" adj=",10800" fillcolor="#60c" strokecolor="#c9f">
             <v:fill color2="#c0c" focus="100%" type="gradient"/>
             <v:shadow on="t" color="#99f" opacity="52429f" offset="3pt,3pt"/>
             <v:textpath style="font-family:&quot;Impact&quot;;font-size:44pt;v-text-kern:t" trim="t" fitpath="t" string="Trevy Burgess"/>
@@ -348,13 +370,23 @@
         </w:pict>
       </w:r>
     </w:p>
+    <w:p>
+      <w:pPr>
+        <w:jc w:val="center"/>
+      </w:pPr>
+    </w:p>
+    <w:p>
+      <w:pPr>
+        <w:jc w:val="center"/>
+      </w:pPr>
+    </w:p>
     <w:sectPr>
-      <w:headerReference w:type="even" r:id="rId8"/>
-      <w:headerReference w:type="default" r:id="rId9"/>
-      <w:footerReference w:type="even" r:id="rId10"/>
-      <w:footerReference w:type="default" r:id="rId11"/>
-      <w:headerReference w:type="first" r:id="rId12"/>
-      <w:footerReference w:type="first" r:id="rId13"/>
+      <w:headerReference w:type="even" r:id="rId7"/>
+      <w:headerReference w:type="default" r:id="rId8"/>
+      <w:footerReference w:type="even" r:id="rId9"/>
+      <w:footerReference w:type="default" r:id="rId10"/>
+      <w:headerReference w:type="first" r:id="rId11"/>
+      <w:footerReference w:type="first" r:id="rId12"/>
       <w:pgSz w:w="18533" w:h="13320"/>
       <w:pgMar w:top="0" w:right="0" w:bottom="0" w:left="0" w:header="720" w:footer="720" w:gutter="0"/>
       <w:cols w:num="3" w:sep="1" w:space="72" w:equalWidth="0">
@@ -521,9 +553,6 @@
     <w:lsdException w:name="Subtitle" w:semiHidden="0" w:uiPriority="11" w:unhideWhenUsed="0" w:qFormat="1"/>
     <w:lsdException w:name="Strong" w:semiHidden="0" w:uiPriority="22" w:unhideWhenUsed="0" w:qFormat="1"/>
     <w:lsdException w:name="Emphasis" w:semiHidden="0" w:uiPriority="20" w:unhideWhenUsed="0" w:qFormat="1"/>
-    <w:lsdException w:name="Normal Table" w:semiHidden="0" w:unhideWhenUsed="0"/>
-    <w:lsdException w:name="Table Subtle 2" w:semiHidden="0" w:unhideWhenUsed="0"/>
-    <w:lsdException w:name="Table Web 3" w:semiHidden="0" w:unhideWhenUsed="0"/>
     <w:lsdException w:name="Table Grid" w:semiHidden="0" w:uiPriority="59" w:unhideWhenUsed="0"/>
     <w:lsdException w:name="Placeholder Text" w:unhideWhenUsed="0"/>
     <w:lsdException w:name="No Spacing" w:semiHidden="0" w:uiPriority="1" w:unhideWhenUsed="0" w:qFormat="1"/>
@@ -929,6 +958,22 @@
         <w:right w:w="108" w:type="dxa"/>
       </w:tblCellMar>
     </w:tblPr>
+  </w:style>
+  <w:style w:type="paragraph" w:styleId="NormalWeb">
+    <w:name w:val="Normal (Web)"/>
+    <w:basedOn w:val="Normal"/>
+    <w:uiPriority w:val="99"/>
+    <w:semiHidden/>
+    <w:unhideWhenUsed/>
+    <w:rsid w:val="004D2DB5"/>
+    <w:pPr>
+      <w:spacing w:before="100" w:beforeAutospacing="1" w:after="100" w:afterAutospacing="1" w:line="240" w:lineRule="auto"/>
+    </w:pPr>
+    <w:rPr>
+      <w:rFonts w:ascii="Times New Roman" w:eastAsiaTheme="minorEastAsia" w:hAnsi="Times New Roman" w:cs="Times New Roman"/>
+      <w:sz w:val="24"/>
+      <w:szCs w:val="24"/>
+    </w:rPr>
   </w:style>
 </w:styles>
 </file>
@@ -1216,16 +1261,4 @@
   <a:objectDefaults/>
   <a:extraClrSchemeLst/>
 </a:theme>
-</file>
-
-<file path=customXml/item1.xml><?xml version="1.0" encoding="utf-8"?>
-<b:Sources xmlns:b="http://schemas.openxmlformats.org/officeDocument/2006/bibliography" xmlns="http://schemas.openxmlformats.org/officeDocument/2006/bibliography" SelectedStyle="\APASixthEditionOfficeOnline.xsl" StyleName="APA" Version="6"/>
-</file>
-
-<file path=customXml/itemProps1.xml><?xml version="1.0" encoding="utf-8"?>
-<ds:datastoreItem xmlns:ds="http://schemas.openxmlformats.org/officeDocument/2006/customXml" ds:itemID="{DCA95A63-B11C-457E-B565-A186FC31D81D}">
-  <ds:schemaRefs>
-    <ds:schemaRef ds:uri="http://schemas.openxmlformats.org/officeDocument/2006/bibliography"/>
-  </ds:schemaRefs>
-</ds:datastoreItem>
 </file>
--- a/Books/Stories/ThePrincessInTheClouds/Cover_ThePrincessInTheClouds.docx
+++ b/Books/Stories/ThePrincessInTheClouds/Cover_ThePrincessInTheClouds.docx
@@ -125,7 +125,29 @@
           <w:sz w:val="32"/>
           <w:szCs w:val="32"/>
         </w:rPr>
-        <w:t>They find themselves in a world filled with flying islands, ancient magic, incredible food, and yes – Princess.</w:t>
+        <w:t>They find themselves in a world filled with flying islands, ancient magic, incredible food, and yes – Princess</w:t>
+      </w:r>
+      <w:r>
+        <w:rPr>
+          <w:rFonts w:ascii="Rockwell Extra Bold" w:hAnsi="Rockwell Extra Bold"/>
+          <w:b/>
+          <w:noProof/>
+          <w:color w:val="FFFF00"/>
+          <w:sz w:val="32"/>
+          <w:szCs w:val="32"/>
+        </w:rPr>
+        <w:t>es</w:t>
+      </w:r>
+      <w:r>
+        <w:rPr>
+          <w:rFonts w:ascii="Rockwell Extra Bold" w:hAnsi="Rockwell Extra Bold"/>
+          <w:b/>
+          <w:noProof/>
+          <w:color w:val="FFFF00"/>
+          <w:sz w:val="32"/>
+          <w:szCs w:val="32"/>
+        </w:rPr>
+        <w:t>.</w:t>
       </w:r>
     </w:p>
     <w:p>

--- a/Books/Stories/ThePrincessInTheClouds/Cover_ThePrincessInTheClouds.docx
+++ b/Books/Stories/ThePrincessInTheClouds/Cover_ThePrincessInTheClouds.docx
@@ -101,7 +101,29 @@
           <w:sz w:val="32"/>
           <w:szCs w:val="32"/>
         </w:rPr>
-        <w:t>Luke Skywalker is your average teenager – whose parents are Star Wars fans. One day he and his friends were biking when they crash into a dimensional portal. Who put that there?</w:t>
+        <w:t>Luke Skywalker is your average teenager – whose parents are Star Wars fans. One day he and his friends were biking when they crash</w:t>
+      </w:r>
+      <w:r>
+        <w:rPr>
+          <w:rFonts w:ascii="Rockwell Extra Bold" w:hAnsi="Rockwell Extra Bold"/>
+          <w:b/>
+          <w:noProof/>
+          <w:color w:val="FFFF00"/>
+          <w:sz w:val="32"/>
+          <w:szCs w:val="32"/>
+        </w:rPr>
+        <w:t>ed</w:t>
+      </w:r>
+      <w:r>
+        <w:rPr>
+          <w:rFonts w:ascii="Rockwell Extra Bold" w:hAnsi="Rockwell Extra Bold"/>
+          <w:b/>
+          <w:noProof/>
+          <w:color w:val="FFFF00"/>
+          <w:sz w:val="32"/>
+          <w:szCs w:val="32"/>
+        </w:rPr>
+        <w:t xml:space="preserve"> into a dimensional portal. Who put that there?</w:t>
       </w:r>
     </w:p>
     <w:p>
@@ -171,7 +193,29 @@
           <w:sz w:val="32"/>
           <w:szCs w:val="32"/>
         </w:rPr>
-        <w:t>Unfortunately, the Powers-That-Be declared him to be a long lost prince and enrolled him in a life-or death competition where the fates of his friends are at stake.</w:t>
+        <w:t xml:space="preserve">Unfortunately, the Powers-That-Be declared him to be a long lost prince and enrolled him in a life-or death competition where the fates of his friends </w:t>
+      </w:r>
+      <w:r>
+        <w:rPr>
+          <w:rFonts w:ascii="Rockwell Extra Bold" w:hAnsi="Rockwell Extra Bold"/>
+          <w:b/>
+          <w:noProof/>
+          <w:color w:val="FFFF00"/>
+          <w:sz w:val="32"/>
+          <w:szCs w:val="32"/>
+        </w:rPr>
+        <w:t>were</w:t>
+      </w:r>
+      <w:r>
+        <w:rPr>
+          <w:rFonts w:ascii="Rockwell Extra Bold" w:hAnsi="Rockwell Extra Bold"/>
+          <w:b/>
+          <w:noProof/>
+          <w:color w:val="FFFF00"/>
+          <w:sz w:val="32"/>
+          <w:szCs w:val="32"/>
+        </w:rPr>
+        <w:t xml:space="preserve"> at stake.</w:t>
       </w:r>
     </w:p>
     <w:p>
@@ -194,7 +238,51 @@
           <w:sz w:val="32"/>
           <w:szCs w:val="32"/>
         </w:rPr>
-        <w:t>How can he protect his friends when the competitors all have an unfair advantage, and quitting is not an option?</w:t>
+        <w:t>How can he protect his friends when the competitors all ha</w:t>
+      </w:r>
+      <w:r>
+        <w:rPr>
+          <w:rFonts w:ascii="Rockwell Extra Bold" w:hAnsi="Rockwell Extra Bold"/>
+          <w:b/>
+          <w:noProof/>
+          <w:color w:val="FFFF00"/>
+          <w:sz w:val="32"/>
+          <w:szCs w:val="32"/>
+        </w:rPr>
+        <w:t>d</w:t>
+      </w:r>
+      <w:r>
+        <w:rPr>
+          <w:rFonts w:ascii="Rockwell Extra Bold" w:hAnsi="Rockwell Extra Bold"/>
+          <w:b/>
+          <w:noProof/>
+          <w:color w:val="FFFF00"/>
+          <w:sz w:val="32"/>
+          <w:szCs w:val="32"/>
+        </w:rPr>
+        <w:t xml:space="preserve"> an unfair advantage, and quitting </w:t>
+      </w:r>
+      <w:r>
+        <w:rPr>
+          <w:rFonts w:ascii="Rockwell Extra Bold" w:hAnsi="Rockwell Extra Bold"/>
+          <w:b/>
+          <w:noProof/>
+          <w:color w:val="FFFF00"/>
+          <w:sz w:val="32"/>
+          <w:szCs w:val="32"/>
+        </w:rPr>
+        <w:t>was</w:t>
+      </w:r>
+      <w:r>
+        <w:rPr>
+          <w:rFonts w:ascii="Rockwell Extra Bold" w:hAnsi="Rockwell Extra Bold"/>
+          <w:b/>
+          <w:noProof/>
+          <w:color w:val="FFFF00"/>
+          <w:sz w:val="32"/>
+          <w:szCs w:val="32"/>
+        </w:rPr>
+        <w:t xml:space="preserve"> not an option?</w:t>
       </w:r>
     </w:p>
     <w:tbl>
@@ -278,7 +366,7 @@
             </v:handles>
             <o:lock v:ext="edit" text="t" shapetype="t"/>
           </v:shapetype>
-          <v:shape id="_x0000_i1025" type="#_x0000_t175" style="width:314.65pt;height:63.1pt" adj=",10800" fillcolor="#60c" strokecolor="#c9f">
+          <v:shape id="_x0000_i1025" type="#_x0000_t175" style="width:314.8pt;height:63.05pt" adj=",10800" fillcolor="#60c" strokecolor="#c9f">
             <v:fill color2="#c0c" focus="100%" type="gradient"/>
             <v:shadow on="t" color="#99f" opacity="52429f" offset="3pt,3pt"/>
             <v:textpath style="font-family:&quot;Impact&quot;;font-size:44pt;v-text-kern:t" trim="t" fitpath="t" string="The Princess"/>
@@ -296,7 +384,7 @@
           <w:szCs w:val="72"/>
         </w:rPr>
         <w:pict>
-          <v:shape id="_x0000_i1026" type="#_x0000_t175" style="width:152pt;height:32pt" adj=",10800" fillcolor="#60c" strokecolor="#c9f">
+          <v:shape id="_x0000_i1026" type="#_x0000_t175" style="width:151.8pt;height:31.8pt" adj=",10800" fillcolor="#60c" strokecolor="#c9f">
             <v:fill color2="#c0c" focus="100%" type="gradient"/>
             <v:shadow on="t" color="#99f" opacity="52429f" offset="3pt,3pt"/>
             <v:textpath style="font-family:&quot;Impact&quot;;font-size:44pt;v-text-kern:t" trim="t" fitpath="t" string="In The"/>
@@ -314,7 +402,7 @@
           <w:szCs w:val="72"/>
         </w:rPr>
         <w:pict>
-          <v:shape id="_x0000_i1027" type="#_x0000_t175" style="width:314.65pt;height:63.1pt" adj=",10800" fillcolor="#60c" strokecolor="#c9f">
+          <v:shape id="_x0000_i1027" type="#_x0000_t175" style="width:314.8pt;height:63.05pt" adj=",10800" fillcolor="#60c" strokecolor="#c9f">
             <v:fill color2="#c0c" focus="100%" type="gradient"/>
             <v:shadow on="t" color="#99f" opacity="52429f" offset="3pt,3pt"/>
             <v:textpath style="font-family:&quot;Impact&quot;;font-size:44pt;v-text-kern:t" trim="t" fitpath="t" string="Clouds"/>
@@ -366,7 +454,7 @@
             </v:handles>
             <o:lock v:ext="edit" text="t" shapetype="t"/>
           </v:shapetype>
-          <v:shape id="_x0000_i1028" type="#_x0000_t136" style="width:80pt;height:49.8pt" adj=",10800" fillcolor="#60c" strokecolor="#c9f">
+          <v:shape id="_x0000_i1028" type="#_x0000_t136" style="width:79.8pt;height:49.65pt" adj=",10800" fillcolor="#60c" strokecolor="#c9f">
             <v:fill color2="#c0c" focus="100%" type="gradient"/>
             <v:shadow on="t" color="#99f" opacity="52429f" offset="3pt,3pt"/>
             <v:textpath style="font-family:&quot;Impact&quot;;font-size:44pt;v-text-kern:t" trim="t" fitpath="t" string="By"/>
@@ -384,7 +472,7 @@
           <w:szCs w:val="72"/>
         </w:rPr>
         <w:pict>
-          <v:shape id="_x0000_i1029" type="#_x0000_t175" style="width:348.45pt;height:88pt" adj=",10800" fillcolor="#60c" strokecolor="#c9f">
+          <v:shape id="_x0000_i1029" type="#_x0000_t175" style="width:348.3pt;height:88.2pt" adj=",10800" fillcolor="#60c" strokecolor="#c9f">
             <v:fill color2="#c0c" focus="100%" type="gradient"/>
             <v:shadow on="t" color="#99f" opacity="52429f" offset="3pt,3pt"/>
             <v:textpath style="font-family:&quot;Impact&quot;;font-size:44pt;v-text-kern:t" trim="t" fitpath="t" string="Trevy Burgess"/>
